--- a/downloads/handouts/Unit 05/Handout 05.08 - Button Steps and Portfolio Card.docx
+++ b/downloads/handouts/Unit 05/Handout 05.08 - Button Steps and Portfolio Card.docx
@@ -58,9 +58,9 @@
       <w:pPr>
         <w:pStyle w:val="Heading2"/>
       </w:pPr>
-      <w:bookmarkStart w:id="21" w:name="word-bank-in-other-languages"/>
-      <w:r>
-        <w:t xml:space="preserve">Word bank in other languages</w:t>
+      <w:bookmarkStart w:id="21" w:name="word-bank-in-spanish"/>
+      <w:r>
+        <w:t xml:space="preserve">Word bank in Spanish</w:t>
       </w:r>
       <w:bookmarkEnd w:id="21"/>
     </w:p>
@@ -71,10 +71,8 @@
         <w:tblLook w:firstRow="1"/>
       </w:tblPr>
       <w:tblGrid>
-        <w:gridCol w:w="2340"/>
-        <w:gridCol w:w="2340"/>
-        <w:gridCol w:w="2340"/>
-        <w:gridCol w:w="2340"/>
+        <w:gridCol w:w="4680"/>
+        <w:gridCol w:w="4680"/>
       </w:tblGrid>
       <w:tr>
         <w:trPr>
@@ -82,7 +80,7 @@
         </w:trPr>
         <w:tc>
           <w:tcPr>
-            <w:tcW w:type="dxa" w:w="2340"/>
+            <w:tcW w:type="dxa" w:w="4680"/>
             <w:tcBorders>
               <w:bottom w:val="single"/>
             </w:tcBorders>
@@ -100,7 +98,7 @@
         </w:tc>
         <w:tc>
           <w:tcPr>
-            <w:tcW w:type="dxa" w:w="2340"/>
+            <w:tcW w:type="dxa" w:w="4680"/>
             <w:tcBorders>
               <w:bottom w:val="single"/>
             </w:tcBorders>
@@ -112,42 +110,6 @@
               <w:jc w:val="left"/>
             </w:pPr>
             <w:r>
-              <w:t xml:space="preserve">Turkish</w:t>
-            </w:r>
-          </w:p>
-        </w:tc>
-        <w:tc>
-          <w:tcPr>
-            <w:tcW w:type="dxa" w:w="2340"/>
-            <w:tcBorders>
-              <w:bottom w:val="single"/>
-            </w:tcBorders>
-            <w:vAlign w:val="bottom"/>
-          </w:tcPr>
-          <w:p>
-            <w:pPr>
-              <w:pStyle w:val="Compact"/>
-              <w:jc w:val="left"/>
-            </w:pPr>
-            <w:r>
-              <w:t xml:space="preserve">Portuguese</w:t>
-            </w:r>
-          </w:p>
-        </w:tc>
-        <w:tc>
-          <w:tcPr>
-            <w:tcW w:type="dxa" w:w="2340"/>
-            <w:tcBorders>
-              <w:bottom w:val="single"/>
-            </w:tcBorders>
-            <w:vAlign w:val="bottom"/>
-          </w:tcPr>
-          <w:p>
-            <w:pPr>
-              <w:pStyle w:val="Compact"/>
-              <w:jc w:val="left"/>
-            </w:pPr>
-            <w:r>
               <w:t xml:space="preserve">Spanish</w:t>
             </w:r>
           </w:p>
@@ -156,7 +118,7 @@
       <w:tr>
         <w:tc>
           <w:tcPr>
-            <w:tcW w:type="dxa" w:w="2340"/>
+            <w:tcW w:type="dxa" w:w="4680"/>
           </w:tcPr>
           <w:p>
             <w:pPr>
@@ -170,35 +132,7 @@
         </w:tc>
         <w:tc>
           <w:tcPr>
-            <w:tcW w:type="dxa" w:w="2340"/>
-          </w:tcPr>
-          <w:p>
-            <w:pPr>
-              <w:pStyle w:val="Compact"/>
-              <w:jc w:val="left"/>
-            </w:pPr>
-            <w:r>
-              <w:t xml:space="preserve">düğme</w:t>
-            </w:r>
-          </w:p>
-        </w:tc>
-        <w:tc>
-          <w:tcPr>
-            <w:tcW w:type="dxa" w:w="2340"/>
-          </w:tcPr>
-          <w:p>
-            <w:pPr>
-              <w:pStyle w:val="Compact"/>
-              <w:jc w:val="left"/>
-            </w:pPr>
-            <w:r>
-              <w:t xml:space="preserve">botão</w:t>
-            </w:r>
-          </w:p>
-        </w:tc>
-        <w:tc>
-          <w:tcPr>
-            <w:tcW w:type="dxa" w:w="2340"/>
+            <w:tcW w:type="dxa" w:w="4680"/>
           </w:tcPr>
           <w:p>
             <w:pPr>
@@ -214,7 +148,7 @@
       <w:tr>
         <w:tc>
           <w:tcPr>
-            <w:tcW w:type="dxa" w:w="2340"/>
+            <w:tcW w:type="dxa" w:w="4680"/>
           </w:tcPr>
           <w:p>
             <w:pPr>
@@ -228,35 +162,7 @@
         </w:tc>
         <w:tc>
           <w:tcPr>
-            <w:tcW w:type="dxa" w:w="2340"/>
-          </w:tcPr>
-          <w:p>
-            <w:pPr>
-              <w:pStyle w:val="Compact"/>
-              <w:jc w:val="left"/>
-            </w:pPr>
-            <w:r>
-              <w:t xml:space="preserve">düğme iliği</w:t>
-            </w:r>
-          </w:p>
-        </w:tc>
-        <w:tc>
-          <w:tcPr>
-            <w:tcW w:type="dxa" w:w="2340"/>
-          </w:tcPr>
-          <w:p>
-            <w:pPr>
-              <w:pStyle w:val="Compact"/>
-              <w:jc w:val="left"/>
-            </w:pPr>
-            <w:r>
-              <w:t xml:space="preserve">casa de botão</w:t>
-            </w:r>
-          </w:p>
-        </w:tc>
-        <w:tc>
-          <w:tcPr>
-            <w:tcW w:type="dxa" w:w="2340"/>
+            <w:tcW w:type="dxa" w:w="4680"/>
           </w:tcPr>
           <w:p>
             <w:pPr>
@@ -272,7 +178,7 @@
       <w:tr>
         <w:tc>
           <w:tcPr>
-            <w:tcW w:type="dxa" w:w="2340"/>
+            <w:tcW w:type="dxa" w:w="4680"/>
           </w:tcPr>
           <w:p>
             <w:pPr>
@@ -286,35 +192,7 @@
         </w:tc>
         <w:tc>
           <w:tcPr>
-            <w:tcW w:type="dxa" w:w="2340"/>
-          </w:tcPr>
-          <w:p>
-            <w:pPr>
-              <w:pStyle w:val="Compact"/>
-              <w:jc w:val="left"/>
-            </w:pPr>
-            <w:r>
-              <w:t xml:space="preserve">delik</w:t>
-            </w:r>
-          </w:p>
-        </w:tc>
-        <w:tc>
-          <w:tcPr>
-            <w:tcW w:type="dxa" w:w="2340"/>
-          </w:tcPr>
-          <w:p>
-            <w:pPr>
-              <w:pStyle w:val="Compact"/>
-              <w:jc w:val="left"/>
-            </w:pPr>
-            <w:r>
-              <w:t xml:space="preserve">buraco</w:t>
-            </w:r>
-          </w:p>
-        </w:tc>
-        <w:tc>
-          <w:tcPr>
-            <w:tcW w:type="dxa" w:w="2340"/>
+            <w:tcW w:type="dxa" w:w="4680"/>
           </w:tcPr>
           <w:p>
             <w:pPr>
@@ -330,7 +208,7 @@
       <w:tr>
         <w:tc>
           <w:tcPr>
-            <w:tcW w:type="dxa" w:w="2340"/>
+            <w:tcW w:type="dxa" w:w="4680"/>
           </w:tcPr>
           <w:p>
             <w:pPr>
@@ -344,35 +222,7 @@
         </w:tc>
         <w:tc>
           <w:tcPr>
-            <w:tcW w:type="dxa" w:w="2340"/>
-          </w:tcPr>
-          <w:p>
-            <w:pPr>
-              <w:pStyle w:val="Compact"/>
-              <w:jc w:val="left"/>
-            </w:pPr>
-            <w:r>
-              <w:t xml:space="preserve">düğme boynu (boşluk)</w:t>
-            </w:r>
-          </w:p>
-        </w:tc>
-        <w:tc>
-          <w:tcPr>
-            <w:tcW w:type="dxa" w:w="2340"/>
-          </w:tcPr>
-          <w:p>
-            <w:pPr>
-              <w:pStyle w:val="Compact"/>
-              <w:jc w:val="left"/>
-            </w:pPr>
-            <w:r>
-              <w:t xml:space="preserve">pé do botão (folga)</w:t>
-            </w:r>
-          </w:p>
-        </w:tc>
-        <w:tc>
-          <w:tcPr>
-            <w:tcW w:type="dxa" w:w="2340"/>
+            <w:tcW w:type="dxa" w:w="4680"/>
           </w:tcPr>
           <w:p>
             <w:pPr>
@@ -388,7 +238,7 @@
       <w:tr>
         <w:tc>
           <w:tcPr>
-            <w:tcW w:type="dxa" w:w="2340"/>
+            <w:tcW w:type="dxa" w:w="4680"/>
           </w:tcPr>
           <w:p>
             <w:pPr>
@@ -402,35 +252,7 @@
         </w:tc>
         <w:tc>
           <w:tcPr>
-            <w:tcW w:type="dxa" w:w="2340"/>
-          </w:tcPr>
-          <w:p>
-            <w:pPr>
-              <w:pStyle w:val="Compact"/>
-              <w:jc w:val="left"/>
-            </w:pPr>
-            <w:r>
-              <w:t xml:space="preserve">altında</w:t>
-            </w:r>
-          </w:p>
-        </w:tc>
-        <w:tc>
-          <w:tcPr>
-            <w:tcW w:type="dxa" w:w="2340"/>
-          </w:tcPr>
-          <w:p>
-            <w:pPr>
-              <w:pStyle w:val="Compact"/>
-              <w:jc w:val="left"/>
-            </w:pPr>
-            <w:r>
-              <w:t xml:space="preserve">embaixo</w:t>
-            </w:r>
-          </w:p>
-        </w:tc>
-        <w:tc>
-          <w:tcPr>
-            <w:tcW w:type="dxa" w:w="2340"/>
+            <w:tcW w:type="dxa" w:w="4680"/>
           </w:tcPr>
           <w:p>
             <w:pPr>
@@ -446,7 +268,7 @@
       <w:tr>
         <w:tc>
           <w:tcPr>
-            <w:tcW w:type="dxa" w:w="2340"/>
+            <w:tcW w:type="dxa" w:w="4680"/>
           </w:tcPr>
           <w:p>
             <w:pPr>
@@ -460,35 +282,7 @@
         </w:tc>
         <w:tc>
           <w:tcPr>
-            <w:tcW w:type="dxa" w:w="2340"/>
-          </w:tcPr>
-          <w:p>
-            <w:pPr>
-              <w:pStyle w:val="Compact"/>
-              <w:jc w:val="left"/>
-            </w:pPr>
-            <w:r>
-              <w:t xml:space="preserve">sıkı</w:t>
-            </w:r>
-          </w:p>
-        </w:tc>
-        <w:tc>
-          <w:tcPr>
-            <w:tcW w:type="dxa" w:w="2340"/>
-          </w:tcPr>
-          <w:p>
-            <w:pPr>
-              <w:pStyle w:val="Compact"/>
-              <w:jc w:val="left"/>
-            </w:pPr>
-            <w:r>
-              <w:t xml:space="preserve">apertado</w:t>
-            </w:r>
-          </w:p>
-        </w:tc>
-        <w:tc>
-          <w:tcPr>
-            <w:tcW w:type="dxa" w:w="2340"/>
+            <w:tcW w:type="dxa" w:w="4680"/>
           </w:tcPr>
           <w:p>
             <w:pPr>
@@ -504,7 +298,7 @@
       <w:tr>
         <w:tc>
           <w:tcPr>
-            <w:tcW w:type="dxa" w:w="2340"/>
+            <w:tcW w:type="dxa" w:w="4680"/>
           </w:tcPr>
           <w:p>
             <w:pPr>
@@ -518,35 +312,7 @@
         </w:tc>
         <w:tc>
           <w:tcPr>
-            <w:tcW w:type="dxa" w:w="2340"/>
-          </w:tcPr>
-          <w:p>
-            <w:pPr>
-              <w:pStyle w:val="Compact"/>
-              <w:jc w:val="left"/>
-            </w:pPr>
-            <w:r>
-              <w:t xml:space="preserve">gevşek</w:t>
-            </w:r>
-          </w:p>
-        </w:tc>
-        <w:tc>
-          <w:tcPr>
-            <w:tcW w:type="dxa" w:w="2340"/>
-          </w:tcPr>
-          <w:p>
-            <w:pPr>
-              <w:pStyle w:val="Compact"/>
-              <w:jc w:val="left"/>
-            </w:pPr>
-            <w:r>
-              <w:t xml:space="preserve">solto (frouxo)</w:t>
-            </w:r>
-          </w:p>
-        </w:tc>
-        <w:tc>
-          <w:tcPr>
-            <w:tcW w:type="dxa" w:w="2340"/>
+            <w:tcW w:type="dxa" w:w="4680"/>
           </w:tcPr>
           <w:p>
             <w:pPr>
@@ -562,7 +328,7 @@
       <w:tr>
         <w:tc>
           <w:tcPr>
-            <w:tcW w:type="dxa" w:w="2340"/>
+            <w:tcW w:type="dxa" w:w="4680"/>
           </w:tcPr>
           <w:p>
             <w:pPr>
@@ -576,35 +342,7 @@
         </w:tc>
         <w:tc>
           <w:tcPr>
-            <w:tcW w:type="dxa" w:w="2340"/>
-          </w:tcPr>
-          <w:p>
-            <w:pPr>
-              <w:pStyle w:val="Compact"/>
-              <w:jc w:val="left"/>
-            </w:pPr>
-            <w:r>
-              <w:t xml:space="preserve">tamir etmek</w:t>
-            </w:r>
-          </w:p>
-        </w:tc>
-        <w:tc>
-          <w:tcPr>
-            <w:tcW w:type="dxa" w:w="2340"/>
-          </w:tcPr>
-          <w:p>
-            <w:pPr>
-              <w:pStyle w:val="Compact"/>
-              <w:jc w:val="left"/>
-            </w:pPr>
-            <w:r>
-              <w:t xml:space="preserve">consertar</w:t>
-            </w:r>
-          </w:p>
-        </w:tc>
-        <w:tc>
-          <w:tcPr>
-            <w:tcW w:type="dxa" w:w="2340"/>
+            <w:tcW w:type="dxa" w:w="4680"/>
           </w:tcPr>
           <w:p>
             <w:pPr>
@@ -620,7 +358,7 @@
       <w:tr>
         <w:tc>
           <w:tcPr>
-            <w:tcW w:type="dxa" w:w="2340"/>
+            <w:tcW w:type="dxa" w:w="4680"/>
           </w:tcPr>
           <w:p>
             <w:pPr>
@@ -634,35 +372,7 @@
         </w:tc>
         <w:tc>
           <w:tcPr>
-            <w:tcW w:type="dxa" w:w="2340"/>
-          </w:tcPr>
-          <w:p>
-            <w:pPr>
-              <w:pStyle w:val="Compact"/>
-              <w:jc w:val="left"/>
-            </w:pPr>
-            <w:r>
-              <w:t xml:space="preserve">sabitlemek</w:t>
-            </w:r>
-          </w:p>
-        </w:tc>
-        <w:tc>
-          <w:tcPr>
-            <w:tcW w:type="dxa" w:w="2340"/>
-          </w:tcPr>
-          <w:p>
-            <w:pPr>
-              <w:pStyle w:val="Compact"/>
-              <w:jc w:val="left"/>
-            </w:pPr>
-            <w:r>
-              <w:t xml:space="preserve">fixar</w:t>
-            </w:r>
-          </w:p>
-        </w:tc>
-        <w:tc>
-          <w:tcPr>
-            <w:tcW w:type="dxa" w:w="2340"/>
+            <w:tcW w:type="dxa" w:w="4680"/>
           </w:tcPr>
           <w:p>
             <w:pPr>
@@ -678,7 +388,7 @@
       <w:tr>
         <w:tc>
           <w:tcPr>
-            <w:tcW w:type="dxa" w:w="2340"/>
+            <w:tcW w:type="dxa" w:w="4680"/>
           </w:tcPr>
           <w:p>
             <w:pPr>
@@ -692,35 +402,7 @@
         </w:tc>
         <w:tc>
           <w:tcPr>
-            <w:tcW w:type="dxa" w:w="2340"/>
-          </w:tcPr>
-          <w:p>
-            <w:pPr>
-              <w:pStyle w:val="Compact"/>
-              <w:jc w:val="left"/>
-            </w:pPr>
-            <w:r>
-              <w:t xml:space="preserve">kürdan</w:t>
-            </w:r>
-          </w:p>
-        </w:tc>
-        <w:tc>
-          <w:tcPr>
-            <w:tcW w:type="dxa" w:w="2340"/>
-          </w:tcPr>
-          <w:p>
-            <w:pPr>
-              <w:pStyle w:val="Compact"/>
-              <w:jc w:val="left"/>
-            </w:pPr>
-            <w:r>
-              <w:t xml:space="preserve">palito de dente</w:t>
-            </w:r>
-          </w:p>
-        </w:tc>
-        <w:tc>
-          <w:tcPr>
-            <w:tcW w:type="dxa" w:w="2340"/>
+            <w:tcW w:type="dxa" w:w="4680"/>
           </w:tcPr>
           <w:p>
             <w:pPr>
@@ -986,8 +668,11 @@
       </w:r>
     </w:p>
     <w:p>
-      <w:r>
-        <w:br w:type="page"/>
+      <w:pPr>
+        <w:pStyle w:val="BodyText"/>
+      </w:pPr>
+      <w:r>
+        <w:t xml:space="preserve">_______________________________________________________________________</w:t>
       </w:r>
     </w:p>
     <w:p>
@@ -1658,8 +1343,11 @@
       </w:r>
     </w:p>
     <w:p>
-      <w:r>
-        <w:br w:type="page"/>
+      <w:pPr>
+        <w:pStyle w:val="BodyText"/>
+      </w:pPr>
+      <w:r>
+        <w:t xml:space="preserve">_______________________________________________________________________</w:t>
       </w:r>
     </w:p>
     <w:p>
@@ -1992,13 +1680,16 @@
       <w:bookmarkEnd w:id="28"/>
     </w:p>
     <w:p>
-      <w:r>
-        <w:br w:type="page"/>
-      </w:r>
-    </w:p>
-    <w:p>
       <w:pPr>
         <w:pStyle w:val="FirstParagraph"/>
+      </w:pPr>
+      <w:r>
+        <w:t xml:space="preserve">_______________________________________________________________________</w:t>
+      </w:r>
+    </w:p>
+    <w:p>
+      <w:pPr>
+        <w:pStyle w:val="BodyText"/>
       </w:pPr>
       <w:r>
         <w:rPr>

--- a/downloads/handouts/Unit 05/Handout 05.08 - Button Steps and Portfolio Card.docx
+++ b/downloads/handouts/Unit 05/Handout 05.08 - Button Steps and Portfolio Card.docx
@@ -34,7 +34,7 @@
         <w:t xml:space="preserve"> </w:t>
       </w:r>
       <w:r>
-        <w:t xml:space="preserve">Part 1 is the step card. Follow the numbered steps; each step has one action and a picture described in words, so you can work from the sheet alone. Part 2 is the practice record. Part 3 is the cost math. Page 2 is the portfolio card; cut it out, sew your best button on a clean scrap, and thread the scrap through the two slits.</w:t>
+        <w:t xml:space="preserve">Part 1 is the step card. Follow the numbered steps. Each step has one action and a picture described in words, so you can work from the sheet alone. Part 2 is the practice record. Part 3 is the cost math. Page 2 is the portfolio card. Cut it out. Sew your best button on a clean scrap. Thread the scrap through the two slits.</w:t>
       </w:r>
     </w:p>
     <w:p>
@@ -51,7 +51,7 @@
         <w:t xml:space="preserve"> </w:t>
       </w:r>
       <w:r>
-        <w:t xml:space="preserve">A button falls off a shirt, a coat, or a pair of work pants, and the whole garment goes in a drawer or in the trash. Four minutes of work saves it. Everybody leaves today able to do this.</w:t>
+        <w:t xml:space="preserve">A button falls off a shirt, a coat, or a pair of work pants. The whole garment (piece of clothing) goes in a drawer or in the trash. Four minutes of work saves it. Everybody leaves today able to do this.</w:t>
       </w:r>
     </w:p>
     <w:p>
@@ -440,7 +440,7 @@
         <w:t xml:space="preserve"> </w:t>
       </w:r>
       <w:r>
-        <w:t xml:space="preserve">Line the button up with the buttonhole it has to reach. On a real shirt, the old thread leaves a mark; use that mark. Mark the spot with chalk.</w:t>
+        <w:t xml:space="preserve">Line the button up with the buttonhole it has to reach. On a real shirt, the old thread leaves a mark. Use that mark. Mark the spot with chalk.</w:t>
       </w:r>
       <w:r>
         <w:t xml:space="preserve"> </w:t>
@@ -532,7 +532,7 @@
         <w:t xml:space="preserve"> </w:t>
       </w:r>
       <w:r>
-        <w:t xml:space="preserve">Put a toothpick (or a straight pin) on top of the button, between the two holes. You are going to sew over it. This is what makes the shank.</w:t>
+        <w:t xml:space="preserve">Put a toothpick (or a straight pin) on top of the button, between the two holes. You are going to sew over it. This is what makes the shank (the small gap of thread under the button).</w:t>
       </w:r>
       <w:r>
         <w:t xml:space="preserve"> </w:t>
@@ -647,7 +647,7 @@
         <w:t xml:space="preserve"> </w:t>
       </w:r>
       <w:r>
-        <w:t xml:space="preserve">Tug the button firmly. It should not move. Then check: is there slack under it? If it sits flat on the cloth, the buttonhole side will not slide under it and the garment will not close.</w:t>
+        <w:t xml:space="preserve">Tug the button firmly. It should not move. Then check: is there slack (loose room) under it? If the button sits flat on the cloth, the buttonhole side cannot slide under it. Then the garment will not close.</w:t>
       </w:r>
       <w:r>
         <w:t xml:space="preserve"> </w:t>
@@ -672,7 +672,7 @@
         <w:pStyle w:val="BodyText"/>
       </w:pPr>
       <w:r>
-        <w:t xml:space="preserve">_______________________________________________________________________</w:t>
+        <w:t xml:space="preserve">Answer: _______________________________________________________________</w:t>
       </w:r>
     </w:p>
     <w:p>
@@ -1347,7 +1347,7 @@
         <w:pStyle w:val="BodyText"/>
       </w:pPr>
       <w:r>
-        <w:t xml:space="preserve">_______________________________________________________________________</w:t>
+        <w:t xml:space="preserve">Answer: _______________________________________________________________</w:t>
       </w:r>
     </w:p>
     <w:p>
@@ -1684,7 +1684,7 @@
         <w:pStyle w:val="FirstParagraph"/>
       </w:pPr>
       <w:r>
-        <w:t xml:space="preserve">_______________________________________________________________________</w:t>
+        <w:t xml:space="preserve">Answer: _______________________________________________________________</w:t>
       </w:r>
     </w:p>
     <w:p>
